--- a/docs/Matrice_21CFR11_Filum.docx
+++ b/docs/Matrice_21CFR11_Filum.docx
@@ -883,7 +883,7 @@
                 <w:sz w:val="17"/>
                 <w:szCs w:val="17"/>
               </w:rPr>
-              <w:t xml:space="preserve">Authentification obligatoire sur chaque page et chaque route d'export, sans exception. Session en base à jeton opaque, cookie httpOnly marqué secure derrière TLS, durée réglable à l'installation, révoquée à la désactivation d'un compte, à la réinitialisation d'un mot de passe et au changement de mot de passe. Mots de passe hachés par scrypt avec sel aléatoire et comparaison à temps constant.</w:t>
+              <w:t xml:space="preserve">Authentification obligatoire sur chaque page et chaque route d'export, sans exception. Session en base à jeton opaque, cookie httpOnly marqué secure derrière TLS, durée réglable à l'installation, révoquée à la désactivation d'un compte, à l'émission d'un jeton de réinitialisation et au changement de mot de passe. Mots de passe hachés par scrypt avec sel aléatoire et comparaison à temps constant.</w:t>
             </w:r>
           </w:p>
         </w:tc>
@@ -3030,7 +3030,7 @@
                 <w:sz w:val="17"/>
                 <w:szCs w:val="17"/>
               </w:rPr>
-              <w:t xml:space="preserve">La date du dernier changement est enregistrée à chaque écriture du mot de passe, par son titulaire comme par un administrateur. L'écran des utilisateurs affiche l'âge de chaque mot de passe et signale ceux qui n'ont jamais été changés : c'est la VÉRIFICATION périodique que la clause demande en premier, et elle fonctionne sans expiration imposée. Un mot de passe défini par un administrateur exige son renouvellement à la première connexion, quelle que soit la politique — il lui est connu, ce n'est qu'un sésame temporaire. La durée de validité, elle, se DÉCLARE : renseignée, son dépassement exige le renouvellement ; laissée vide, aucune expiration n'est imposée. Tant que le renouvellement est dû, aucune page ni route de téléchargement n'est accessible — le contrôle est dans la garde d'authentification, par laquelle tout passe, et un cas de qualification relit la source pour qu'aucun point d'entrée ne s'en écarte.</w:t>
+              <w:t xml:space="preserve">La date du dernier changement est enregistrée à chaque écriture du mot de passe. L'écran des utilisateurs affiche l'âge de chaque mot de passe et signale ceux qui n'ont jamais été changés : c'est la VÉRIFICATION périodique que la clause demande en premier, et elle fonctionne sans expiration imposée. Le premier compte administrateur d'une installation doit renouveler son mot de passe dès la première connexion — celui-ci vient du fichier de composition, ce n'est pas un secret. La durée de validité, elle, se DÉCLARE : renseignée, son dépassement exige le renouvellement ; laissée vide, aucune expiration n'est imposée. Tant que le renouvellement est dû, aucune page ni route de téléchargement n'est accessible — le contrôle est dans la garde d'authentification, par laquelle tout passe, et un cas de qualification relit la source pour qu'aucun point d'entrée ne s'en écarte.</w:t>
             </w:r>
           </w:p>
         </w:tc>
@@ -3143,7 +3143,7 @@
                 <w:sz w:val="17"/>
                 <w:szCs w:val="17"/>
               </w:rPr>
-              <w:t xml:space="preserve">Un administrateur réinitialise le mot de passe et RÉVOQUE dans le même geste toutes les sessions ouvertes du compte : un cookie volé cesse immédiatement d'être valide. La désactivation d'un compte révoque également ses sessions. Les deux gestes sont journalisés nominativement.</w:t>
+              <w:t xml:space="preserve">Un administrateur émet un jeton de réinitialisation et RÉVOQUE dans le même geste toutes les sessions ouvertes du compte : un cookie volé cesse immédiatement d'être valide. Le jeton est à usage unique, expire en 24 h, n'est stocké que haché, et une réémission invalide le précédent. La désactivation d'un compte révoque également ses sessions. Tous ces gestes sont journalisés nominativement, l'émission comme la consommation.</w:t>
             </w:r>
           </w:p>
         </w:tc>
@@ -3166,7 +3166,7 @@
                 <w:sz w:val="17"/>
                 <w:szCs w:val="17"/>
               </w:rPr>
-              <w:t xml:space="preserve">Procédure de déclaration de perte ou de compromission, et vérification de l'identité du demandeur avant réinitialisation.</w:t>
+              <w:t xml:space="preserve">Procédure de déclaration de perte ou de compromission, et vérification de l'identité du demandeur avant émission d'un jeton.</w:t>
             </w:r>
           </w:p>
         </w:tc>

--- a/docs/Matrice_21CFR11_Filum.docx
+++ b/docs/Matrice_21CFR11_Filum.docx
@@ -3486,7 +3486,7 @@
           <w:sz w:val="17"/>
           <w:szCs w:val="17"/>
         </w:rPr>
-        <w:t xml:space="preserve">Le dossier de validation logiciel existe et est remis avec le produit : 31 exigences de validation, 28 cas de test automatisés rejoués à chaque version (contrôles d'autorité, piste d'audit, signature et sa liaison à l'empreinte, gel de contenu, refus de dérive, détection d'altération, chaînage, horodatage RFC 3161, réinitialisation par jeton, vecteurs CLSI, robustesse des entrées), matrice de traçabilité et protocole d'installation à exécuter chez vous. Le rapport de qualification opérationnelle n'est pas rédigé mais PRODUIT à partir d'une exécution réelle — le générateur refuse d'émettre le dossier sans elle ; au dernier passage, 28 cas sur 28 conformes, 0 écart. Restent hors périmètre, et doivent être connus : l'interface utilisateur (vérifiée par votre qualification de performance), la tenue sous charge, et l'absence de test d'intrusion par un tiers indépendant. Votre propre qualification d'usage reste requise dans tous les cas.</w:t>
+        <w:t xml:space="preserve">Le dossier de validation logiciel existe et est remis avec le produit : 32 exigences de validation, 29 cas de test automatisés rejoués à chaque version (contrôles d'autorité, piste d'audit, signature et sa liaison à l'empreinte, gel de contenu, refus de dérive, détection d'altération, chaînage, horodatage RFC 3161, réinitialisation par jeton, vecteurs CLSI, robustesse des entrées), matrice de traçabilité et protocole d'installation à exécuter chez vous. Le rapport de qualification opérationnelle n'est pas rédigé mais PRODUIT à partir d'une exécution réelle — le générateur refuse d'émettre le dossier sans elle ; au dernier passage, 29 cas sur 29 conformes, 0 écart. Restent hors périmètre, et doivent être connus : l'interface utilisateur (vérifiée par votre qualification de performance), la tenue sous charge, et l'absence de test d'intrusion par un tiers indépendant. Votre propre qualification d'usage reste requise dans tous les cas.</w:t>
       </w:r>
     </w:p>
     <w:p>

--- a/docs/Matrice_21CFR11_Filum.docx
+++ b/docs/Matrice_21CFR11_Filum.docx
@@ -996,7 +996,7 @@
                 <w:sz w:val="17"/>
                 <w:szCs w:val="17"/>
               </w:rPr>
-              <w:t xml:space="preserve">Horodatage posé par la base, jamais par l'utilisateur : aucun formulaire ni paramètre ne peut porter une date. La piste est en écriture seule dans l'application — aucune fonction ne modifie ni ne supprime une entrée ; une annulation ciblée crée une NOUVELLE entrée. Les valeurs antérieures sont enregistrées à la modification. Chaque écriture porte le nom de son auteur, import en masse compris (une entrée par ligne importée). Consultation filtrable par acteur, période, entité et action, et export CSV complet — l'export est lui-même journalisé. Chaque entrée porte en outre l'empreinte de la précédente : l'écran du journal vérifie la chaîne à chaque affichage et signale toute rupture avec son rang, l'export CSV emporte le rang et les deux empreintes de chaque entrée, si bien que la chaîne se recalcule hors de Filum à partir du seul fichier. Toute écriture dans la piste passe par un point de passage unique ; les deux outils privilégiés de la console serveur utilisent une implémentation miroir dont un cas de qualification prouve l'équivalence.</w:t>
+              <w:t xml:space="preserve">Horodatage posé par la base, jamais par l'utilisateur : aucun formulaire ni paramètre ne peut porter une date. La piste est en écriture seule dans l'application — aucune fonction ne modifie ni ne supprime une entrée ; une annulation ciblée crée une NOUVELLE entrée. Les valeurs antérieures sont enregistrées à la modification. Chaque écriture porte le nom de son auteur, import en masse compris (une entrée par ligne importée). Consultation filtrable par acteur, période, entité et action, et export CSV complet — l'export est lui-même journalisé. Chaque entrée porte en outre l'empreinte de la précédente : l'écran du journal vérifie la chaîne à chaque affichage et signale toute rupture avec son rang, l'export CSV emporte le rang et les deux empreintes de chaque entrée, si bien que la chaîne se recalcule hors de Filum à partir du seul fichier. Toute écriture dans la piste passe par un point de passage unique ; les deux outils privilégiés de la console serveur utilisent une implémentation miroir dont un cas de qualification prouve l'équivalence. Le récit de chaque entrée est enfin RELISIBLE dans la langue du lecteur : l'entrée porte la clé de son message et ses arguments — tous deux couverts par l'empreinte — et le texte se rend à l'affichage, à l'export et dans l'archive. Les entrées inscrites avant cette version gardent leur langue d'origine : un enregistrement ne se réécrit pas.</w:t>
             </w:r>
           </w:p>
         </w:tc>
@@ -3486,7 +3486,7 @@
           <w:sz w:val="17"/>
           <w:szCs w:val="17"/>
         </w:rPr>
-        <w:t xml:space="preserve">Le dossier de validation logiciel existe et est remis avec le produit : 32 exigences de validation, 29 cas de test automatisés rejoués à chaque version (contrôles d'autorité, piste d'audit, signature et sa liaison à l'empreinte, gel de contenu, refus de dérive, détection d'altération, chaînage, horodatage RFC 3161, réinitialisation par jeton, vecteurs CLSI, robustesse des entrées), matrice de traçabilité et protocole d'installation à exécuter chez vous. Le rapport de qualification opérationnelle n'est pas rédigé mais PRODUIT à partir d'une exécution réelle — le générateur refuse d'émettre le dossier sans elle ; au dernier passage, 29 cas sur 29 conformes, 0 écart. Restent hors périmètre, et doivent être connus : l'interface utilisateur (vérifiée par votre qualification de performance), la tenue sous charge, et l'absence de test d'intrusion par un tiers indépendant. Votre propre qualification d'usage reste requise dans tous les cas.</w:t>
+        <w:t xml:space="preserve">Le dossier de validation logiciel existe et est remis avec le produit : 33 exigences de validation, 30 cas de test automatisés rejoués à chaque version (contrôles d'autorité, piste d'audit, signature et sa liaison à l'empreinte, gel de contenu, refus de dérive, détection d'altération, chaînage, horodatage RFC 3161, réinitialisation par jeton, vecteurs CLSI, robustesse des entrées), matrice de traçabilité et protocole d'installation à exécuter chez vous. Le rapport de qualification opérationnelle n'est pas rédigé mais PRODUIT à partir d'une exécution réelle — le générateur refuse d'émettre le dossier sans elle ; au dernier passage, 30 cas sur 30 conformes, 0 écart. Restent hors périmètre, et doivent être connus : l'interface utilisateur (vérifiée par votre qualification de performance), la tenue sous charge, et l'absence de test d'intrusion par un tiers indépendant. Votre propre qualification d'usage reste requise dans tous les cas.</w:t>
       </w:r>
     </w:p>
     <w:p>

--- a/docs/Matrice_21CFR11_Filum.docx
+++ b/docs/Matrice_21CFR11_Filum.docx
@@ -770,7 +770,7 @@
                 <w:sz w:val="17"/>
                 <w:szCs w:val="17"/>
               </w:rPr>
-              <w:t xml:space="preserve">Aucune purge, aucune expiration, aucune suppression automatique : un enregistrement figé entre et ne sort pas, gels dépassés compris. Un document publié ou portant une signature ne peut pas être supprimé — la voie conforme est la révision ; les suppressions autorisées exigent le rôle Administrateur ET un motif, et conservent un instantané complet dans la piste d'audit. La durée de conservation se DÉCLARE (durée, fondement, référence de votre procédure) et se reporte en échéance sur chaque enregistrement archivé, sans jamais déclencher de purge. Une archive d'inspection restitue les octets figés, un manifeste, les exports du dossier, la piste d'audit complète et un fichier d'empreintes au format sha256sum : elle se vérifie sans Filum, avec l'outil du système d'exploitation. Un enregistrement altéré sur disque y est marqué ALTÉRÉ et conservé, jamais retiré en silence. Une conservation légale suspend toute suppression dans l'installation, y compris la purge des fichiers d'import lancée depuis la console. L'ancre de l'archive est soumise à l'autorité d'horodatage configurée par le client, qui renvoie un jeton RFC 3161 contresignant la date d'existence de cette empreinte ; Filum contrôle que le jeton atteste bien cette empreinte et le nonce demandé, le conserve tel quel dans l'archive et donne la commande openssl qui le vérifie. Une autorité injoignable ne bloque jamais l'extraction : l'archive est produite sans jeton et le dit.</w:t>
+              <w:t xml:space="preserve">Aucune purge, aucune expiration, aucune suppression automatique : un enregistrement figé entre et ne sort pas, gels dépassés compris. Un document publié ou portant une signature ne peut pas être supprimé — la voie conforme est la révision ; les suppressions autorisées exigent le rôle Administrateur ET un motif, et conservent un instantané complet dans la piste d'audit. La durée de conservation se DÉCLARE (durée, fondement, référence de votre procédure) et se reporte en échéance sur chaque enregistrement archivé, sans jamais déclencher de purge. Une archive d'inspection restitue les octets figés, une COPIE D'ARCHIVAGE PDF/A-2b de chaque enregistrement à côté de lui, un manifeste, les exports du dossier, la piste d'audit complète et un fichier d'empreintes au format sha256sum : elle se vérifie sans Filum, avec l'outil du système d'exploitation. La copie PDF/A embarque sa police et son profil colorimétrique, porte les deux empreintes de l'enregistrement, et énonce qu'elle n'est PAS l'enregistrement — la signature porte sur l'empreinte du contenu gelé, pas sur ce rendu. Un enregistrement altéré sur disque y est marqué ALTÉRÉ et conservé, jamais retiré en silence. Une conservation légale suspend toute suppression dans l'installation, y compris la purge des fichiers d'import lancée depuis la console. L'ancre de l'archive est soumise à l'autorité d'horodatage configurée par le client, qui renvoie un jeton RFC 3161 contresignant la date d'existence de cette empreinte ; Filum contrôle que le jeton atteste bien cette empreinte et le nonce demandé, le conserve tel quel dans l'archive et donne la commande openssl qui le vérifie. Une autorité injoignable ne bloque jamais l'extraction : l'archive est produite sans jeton et le dit.</w:t>
             </w:r>
           </w:p>
         </w:tc>
@@ -3486,7 +3486,7 @@
           <w:sz w:val="17"/>
           <w:szCs w:val="17"/>
         </w:rPr>
-        <w:t xml:space="preserve">Le dossier de validation logiciel existe et est remis avec le produit : 33 exigences de validation, 30 cas de test automatisés rejoués à chaque version (contrôles d'autorité, piste d'audit, signature et sa liaison à l'empreinte, gel de contenu, refus de dérive, détection d'altération, chaînage, horodatage RFC 3161, réinitialisation par jeton, vecteurs CLSI, robustesse des entrées), matrice de traçabilité et protocole d'installation à exécuter chez vous. Le rapport de qualification opérationnelle n'est pas rédigé mais PRODUIT à partir d'une exécution réelle — le générateur refuse d'émettre le dossier sans elle ; au dernier passage, 30 cas sur 30 conformes, 0 écart. Restent hors périmètre, et doivent être connus : l'interface utilisateur (vérifiée par votre qualification de performance), la tenue sous charge, et l'absence de test d'intrusion par un tiers indépendant. Votre propre qualification d'usage reste requise dans tous les cas.</w:t>
+        <w:t xml:space="preserve">Le dossier de validation logiciel existe et est remis avec le produit : 34 exigences de validation, 31 cas de test automatisés rejoués à chaque version (contrôles d'autorité, piste d'audit, signature et sa liaison à l'empreinte, gel de contenu, refus de dérive, détection d'altération, chaînage, horodatage RFC 3161, réinitialisation par jeton, vecteurs CLSI, robustesse des entrées), matrice de traçabilité et protocole d'installation à exécuter chez vous. Le rapport de qualification opérationnelle n'est pas rédigé mais PRODUIT à partir d'une exécution réelle — le générateur refuse d'émettre le dossier sans elle ; au dernier passage, 31 cas sur 31 conformes, 0 écart. Restent hors périmètre, et doivent être connus : l'interface utilisateur (vérifiée par votre qualification de performance), la tenue sous charge, et l'absence de test d'intrusion par un tiers indépendant. Votre propre qualification d'usage reste requise dans tous les cas.</w:t>
       </w:r>
     </w:p>
     <w:p>

--- a/docs/Matrice_21CFR11_Filum.docx
+++ b/docs/Matrice_21CFR11_Filum.docx
@@ -996,7 +996,7 @@
                 <w:sz w:val="17"/>
                 <w:szCs w:val="17"/>
               </w:rPr>
-              <w:t xml:space="preserve">Horodatage posé par la base, jamais par l'utilisateur : aucun formulaire ni paramètre ne peut porter une date. La piste est en écriture seule dans l'application — aucune fonction ne modifie ni ne supprime une entrée ; une annulation ciblée crée une NOUVELLE entrée. Les valeurs antérieures sont enregistrées à la modification. Chaque écriture porte le nom de son auteur, import en masse compris (une entrée par ligne importée). Consultation filtrable par acteur, période, entité et action, et export CSV complet — l'export est lui-même journalisé. Chaque entrée porte en outre l'empreinte de la précédente : l'écran du journal vérifie la chaîne à chaque affichage et signale toute rupture avec son rang, l'export CSV emporte le rang et les deux empreintes de chaque entrée, si bien que la chaîne se recalcule hors de Filum à partir du seul fichier. Toute écriture dans la piste passe par un point de passage unique ; les deux outils privilégiés de la console serveur utilisent une implémentation miroir dont un cas de qualification prouve l'équivalence. Le récit de chaque entrée est enfin RELISIBLE dans la langue du lecteur : l'entrée porte la clé de son message et ses arguments — tous deux couverts par l'empreinte — et le texte se rend à l'affichage, à l'export et dans l'archive. Les entrées inscrites avant cette version gardent leur langue d'origine : un enregistrement ne se réécrit pas.</w:t>
+              <w:t xml:space="preserve">Horodatage posé par la base, jamais par l'utilisateur : aucun formulaire ni paramètre ne peut porter une date. La piste est en écriture seule dans l'application — aucune fonction ne modifie ni ne supprime une entrée ; une annulation ciblée crée une NOUVELLE entrée. Les valeurs antérieures sont enregistrées à la modification. Chaque écriture porte le nom de son auteur, import en masse compris (une entrée par ligne importée). Consultation filtrable par acteur, période, entité et action, et export CSV complet — l'export est lui-même journalisé. Chaque entrée porte en outre l'empreinte de la précédente : l'écran du journal vérifie la chaîne à chaque affichage et signale toute rupture avec son rang, l'export CSV emporte le rang et les deux empreintes de chaque entrée, si bien que la chaîne se recalcule hors de Filum à partir du seul fichier. Toute écriture dans la piste passe par un point de passage unique ; les deux outils privilégiés de la console serveur utilisent une implémentation miroir dont un cas de qualification prouve l'équivalence. Le récit de chaque entrée est enfin RELISIBLE dans la langue du lecteur : l'entrée porte la clé de son message et ses arguments — tous deux couverts par l'empreinte — et le texte se rend à l'affichage, à l'export et dans l'archive. Les entrées inscrites avant cette version gardent leur langue d'origine : un enregistrement ne se réécrit pas. La piste est enfin REVUE, et la revue est un enregistrement signé : chaque revue couvre une plage de RANGS — jamais de dates — et commence exactement au rang qui suit la précédente, si bien qu'aucune entrée ne peut s'écrire dans l'intervalle entre deux revues ; toute lacune de couverture est calculée et affichée. Des règles de triage risque-fondées désignent les entrées à lire une à une (sécurité, suppression, annulation, habilitations, réglages de l'organisation, sortie de données, import en masse, réouverture d'un enregistrement publié, revue défaite, écriture non attribuée) ; le reste est compté, et l'enregistrement le dit ainsi plutôt que de laisser croire à une lecture ligne à ligne. Chaque entrée retenue reçoit un verdict motivé, la clôture exige la ressaisie du mot de passe et recopie l'empreinte du contenu revu, et l'écart entre le dernier rang couvert et la tête de piste est affiché en permanence sur l'écran du journal.</w:t>
             </w:r>
           </w:p>
         </w:tc>
@@ -1019,7 +1019,7 @@
                 <w:sz w:val="17"/>
                 <w:szCs w:val="17"/>
               </w:rPr>
-              <w:t xml:space="preserve">Inclure la piste d'audit dans le périmètre de sauvegarde et en interdire l'accès direct à la base hors application.</w:t>
+              <w:t xml:space="preserve">Inclure la piste d'audit dans le périmètre de sauvegarde et en interdire l'accès direct à la base hors application. Déclarer la FRÉQUENCE de revue — Filum n'en impose aucune, la bonne période dépendant de votre volume d'activité — et porter le jugement : Filum présente et consigne, il ne sait pas distinguer une modification légitime d'une modification suspecte. Décider aussi si l'indépendance du relecteur est suffisante : elle est mesurée et consignée sur chaque revue, jamais imposée.</w:t>
             </w:r>
           </w:p>
         </w:tc>
@@ -3486,7 +3486,7 @@
           <w:sz w:val="17"/>
           <w:szCs w:val="17"/>
         </w:rPr>
-        <w:t xml:space="preserve">Le dossier de validation logiciel existe et est remis avec le produit : 34 exigences de validation, 31 cas de test automatisés rejoués à chaque version (contrôles d'autorité, piste d'audit, signature et sa liaison à l'empreinte, gel de contenu, refus de dérive, détection d'altération, chaînage, horodatage RFC 3161, réinitialisation par jeton, vecteurs CLSI, robustesse des entrées), matrice de traçabilité et protocole d'installation à exécuter chez vous. Le rapport de qualification opérationnelle n'est pas rédigé mais PRODUIT à partir d'une exécution réelle — le générateur refuse d'émettre le dossier sans elle ; au dernier passage, 31 cas sur 31 conformes, 0 écart. Restent hors périmètre, et doivent être connus : l'interface utilisateur (vérifiée par votre qualification de performance), la tenue sous charge, et l'absence de test d'intrusion par un tiers indépendant. Votre propre qualification d'usage reste requise dans tous les cas.</w:t>
+        <w:t xml:space="preserve">Le dossier de validation logiciel existe et est remis avec le produit : 36 exigences de validation, 33 cas de test automatisés rejoués à chaque version (contrôles d'autorité, piste d'audit, signature et sa liaison à l'empreinte, gel de contenu, refus de dérive, détection d'altération, chaînage, horodatage RFC 3161, réinitialisation par jeton, vecteurs CLSI, robustesse des entrées), matrice de traçabilité et protocole d'installation à exécuter chez vous. Le rapport de qualification opérationnelle n'est pas rédigé mais PRODUIT à partir d'une exécution réelle — le générateur refuse d'émettre le dossier sans elle ; au dernier passage, 33 cas sur 33 conformes, 0 écart. Restent hors périmètre, et doivent être connus : l'interface utilisateur (vérifiée par votre qualification de performance), la tenue sous charge, et l'absence de test d'intrusion par un tiers indépendant. Votre propre qualification d'usage reste requise dans tous les cas.</w:t>
       </w:r>
     </w:p>
     <w:p>

--- a/docs/Matrice_21CFR11_Filum.docx
+++ b/docs/Matrice_21CFR11_Filum.docx
@@ -3486,7 +3486,7 @@
           <w:sz w:val="17"/>
           <w:szCs w:val="17"/>
         </w:rPr>
-        <w:t xml:space="preserve">Le dossier de validation logiciel existe et est remis avec le produit : 36 exigences de validation, 33 cas de test automatisés rejoués à chaque version (contrôles d'autorité, piste d'audit, signature et sa liaison à l'empreinte, gel de contenu, refus de dérive, détection d'altération, chaînage, horodatage RFC 3161, réinitialisation par jeton, vecteurs CLSI, robustesse des entrées), matrice de traçabilité et protocole d'installation à exécuter chez vous. Le rapport de qualification opérationnelle n'est pas rédigé mais PRODUIT à partir d'une exécution réelle — le générateur refuse d'émettre le dossier sans elle ; au dernier passage, 33 cas sur 33 conformes, 0 écart. Restent hors périmètre, et doivent être connus : l'interface utilisateur (vérifiée par votre qualification de performance), la tenue sous charge, et l'absence de test d'intrusion par un tiers indépendant. Votre propre qualification d'usage reste requise dans tous les cas.</w:t>
+        <w:t xml:space="preserve">Le dossier de validation logiciel existe et est remis avec le produit : 37 exigences de validation, 34 cas de test automatisés rejoués à chaque version (contrôles d'autorité, piste d'audit, signature et sa liaison à l'empreinte, gel de contenu, refus de dérive, détection d'altération, chaînage, horodatage RFC 3161, réinitialisation par jeton, vecteurs CLSI, robustesse des entrées), matrice de traçabilité et protocole d'installation à exécuter chez vous. Le rapport de qualification opérationnelle n'est pas rédigé mais PRODUIT à partir d'une exécution réelle — le générateur refuse d'émettre le dossier sans elle ; au dernier passage, 34 cas sur 34 conformes, 0 écart. Restent hors périmètre, et doivent être connus : l'interface utilisateur (vérifiée par votre qualification de performance), la tenue sous charge, et l'absence de test d'intrusion par un tiers indépendant. Votre propre qualification d'usage reste requise dans tous les cas.</w:t>
       </w:r>
     </w:p>
     <w:p>

--- a/docs/Matrice_21CFR11_Filum.docx
+++ b/docs/Matrice_21CFR11_Filum.docx
@@ -3486,7 +3486,7 @@
           <w:sz w:val="17"/>
           <w:szCs w:val="17"/>
         </w:rPr>
-        <w:t xml:space="preserve">Le dossier de validation logiciel existe et est remis avec le produit : 37 exigences de validation, 34 cas de test automatisés rejoués à chaque version (contrôles d'autorité, piste d'audit, signature et sa liaison à l'empreinte, gel de contenu, refus de dérive, détection d'altération, chaînage, horodatage RFC 3161, réinitialisation par jeton, vecteurs CLSI, robustesse des entrées), matrice de traçabilité et protocole d'installation à exécuter chez vous. Le rapport de qualification opérationnelle n'est pas rédigé mais PRODUIT à partir d'une exécution réelle — le générateur refuse d'émettre le dossier sans elle ; au dernier passage, 34 cas sur 34 conformes, 0 écart. Restent hors périmètre, et doivent être connus : l'interface utilisateur (vérifiée par votre qualification de performance), la tenue sous charge, et l'absence de test d'intrusion par un tiers indépendant. Votre propre qualification d'usage reste requise dans tous les cas.</w:t>
+        <w:t xml:space="preserve">Le dossier de validation logiciel existe et est remis avec le produit : 38 exigences de validation, 35 cas de test automatisés rejoués à chaque version (contrôles d'autorité, piste d'audit, signature et sa liaison à l'empreinte, gel de contenu, refus de dérive, détection d'altération, chaînage, horodatage RFC 3161, réinitialisation par jeton, vecteurs CLSI, robustesse des entrées), matrice de traçabilité et protocole d'installation à exécuter chez vous. Le rapport de qualification opérationnelle n'est pas rédigé mais PRODUIT à partir d'une exécution réelle — le générateur refuse d'émettre le dossier sans elle ; au dernier passage, 35 cas sur 35 conformes, 0 écart. Restent hors périmètre, et doivent être connus : l'interface utilisateur (vérifiée par votre qualification de performance), la tenue sous charge, et l'absence de test d'intrusion par un tiers indépendant. Votre propre qualification d'usage reste requise dans tous les cas.</w:t>
       </w:r>
     </w:p>
     <w:p>

--- a/docs/Matrice_21CFR11_Filum.docx
+++ b/docs/Matrice_21CFR11_Filum.docx
@@ -3486,7 +3486,7 @@
           <w:sz w:val="17"/>
           <w:szCs w:val="17"/>
         </w:rPr>
-        <w:t xml:space="preserve">Le dossier de validation logiciel existe et est remis avec le produit : 38 exigences de validation, 35 cas de test automatisés rejoués à chaque version (contrôles d'autorité, piste d'audit, signature et sa liaison à l'empreinte, gel de contenu, refus de dérive, détection d'altération, chaînage, horodatage RFC 3161, réinitialisation par jeton, vecteurs CLSI, robustesse des entrées), matrice de traçabilité et protocole d'installation à exécuter chez vous. Le rapport de qualification opérationnelle n'est pas rédigé mais PRODUIT à partir d'une exécution réelle — le générateur refuse d'émettre le dossier sans elle ; au dernier passage, 35 cas sur 35 conformes, 0 écart. Restent hors périmètre, et doivent être connus : l'interface utilisateur (vérifiée par votre qualification de performance), la tenue sous charge, et l'absence de test d'intrusion par un tiers indépendant. Votre propre qualification d'usage reste requise dans tous les cas.</w:t>
+        <w:t xml:space="preserve">Le dossier de validation logiciel existe et est remis avec le produit : 39 exigences de validation, 36 cas de test automatisés rejoués à chaque version (contrôles d'autorité, piste d'audit, signature et sa liaison à l'empreinte, gel de contenu, refus de dérive, détection d'altération, chaînage, horodatage RFC 3161, réinitialisation par jeton, vecteurs CLSI, robustesse des entrées), matrice de traçabilité et protocole d'installation à exécuter chez vous. Le rapport de qualification opérationnelle n'est pas rédigé mais PRODUIT à partir d'une exécution réelle — le générateur refuse d'émettre le dossier sans elle ; au dernier passage, 36 cas sur 36 conformes, 0 écart. Restent hors périmètre, et doivent être connus : l'interface utilisateur (vérifiée par votre qualification de performance), la tenue sous charge, et l'absence de test d'intrusion par un tiers indépendant. Votre propre qualification d'usage reste requise dans tous les cas.</w:t>
       </w:r>
     </w:p>
     <w:p>

--- a/docs/Matrice_21CFR11_Filum.docx
+++ b/docs/Matrice_21CFR11_Filum.docx
@@ -3486,7 +3486,7 @@
           <w:sz w:val="17"/>
           <w:szCs w:val="17"/>
         </w:rPr>
-        <w:t xml:space="preserve">Le dossier de validation logiciel existe et est remis avec le produit : 39 exigences de validation, 36 cas de test automatisés rejoués à chaque version (contrôles d'autorité, piste d'audit, signature et sa liaison à l'empreinte, gel de contenu, refus de dérive, détection d'altération, chaînage, horodatage RFC 3161, réinitialisation par jeton, vecteurs CLSI, robustesse des entrées), matrice de traçabilité et protocole d'installation à exécuter chez vous. Le rapport de qualification opérationnelle n'est pas rédigé mais PRODUIT à partir d'une exécution réelle — le générateur refuse d'émettre le dossier sans elle ; au dernier passage, 36 cas sur 36 conformes, 0 écart. Restent hors périmètre, et doivent être connus : l'interface utilisateur (vérifiée par votre qualification de performance), la tenue sous charge, et l'absence de test d'intrusion par un tiers indépendant. Votre propre qualification d'usage reste requise dans tous les cas.</w:t>
+        <w:t xml:space="preserve">Le dossier de validation logiciel existe et est remis avec le produit : 40 exigences de validation, 37 cas de test automatisés rejoués à chaque version (contrôles d'autorité, piste d'audit, signature et sa liaison à l'empreinte, gel de contenu, refus de dérive, détection d'altération, chaînage, horodatage RFC 3161, réinitialisation par jeton, vecteurs CLSI, robustesse des entrées), matrice de traçabilité et protocole d'installation à exécuter chez vous. Le rapport de qualification opérationnelle n'est pas rédigé mais PRODUIT à partir d'une exécution réelle — le générateur refuse d'émettre le dossier sans elle ; au dernier passage, 37 cas sur 37 conformes, 0 écart. Restent hors périmètre, et doivent être connus : l'interface utilisateur (vérifiée par votre qualification de performance), la tenue sous charge, et l'absence de test d'intrusion par un tiers indépendant. Votre propre qualification d'usage reste requise dans tous les cas.</w:t>
       </w:r>
     </w:p>
     <w:p>

--- a/docs/Matrice_21CFR11_Filum.docx
+++ b/docs/Matrice_21CFR11_Filum.docx
@@ -3486,7 +3486,7 @@
           <w:sz w:val="17"/>
           <w:szCs w:val="17"/>
         </w:rPr>
-        <w:t xml:space="preserve">Le dossier de validation logiciel existe et est remis avec le produit : 40 exigences de validation, 37 cas de test automatisés rejoués à chaque version (contrôles d'autorité, piste d'audit, signature et sa liaison à l'empreinte, gel de contenu, refus de dérive, détection d'altération, chaînage, horodatage RFC 3161, réinitialisation par jeton, vecteurs CLSI, robustesse des entrées), matrice de traçabilité et protocole d'installation à exécuter chez vous. Le rapport de qualification opérationnelle n'est pas rédigé mais PRODUIT à partir d'une exécution réelle — le générateur refuse d'émettre le dossier sans elle ; au dernier passage, 37 cas sur 37 conformes, 0 écart. Restent hors périmètre, et doivent être connus : l'interface utilisateur (vérifiée par votre qualification de performance), la tenue sous charge, et l'absence de test d'intrusion par un tiers indépendant. Votre propre qualification d'usage reste requise dans tous les cas.</w:t>
+        <w:t xml:space="preserve">Le dossier de validation logiciel existe et est remis avec le produit : 47 exigences de validation, 44 cas de test automatisés rejoués à chaque version (contrôles d'autorité, piste d'audit, signature et sa liaison à l'empreinte, gel de contenu, refus de dérive, détection d'altération, chaînage, horodatage RFC 3161, réinitialisation par jeton, vecteurs CLSI, robustesse des entrées), matrice de traçabilité et protocole d'installation à exécuter chez vous. Le rapport de qualification opérationnelle n'est pas rédigé mais PRODUIT à partir d'une exécution réelle — le générateur refuse d'émettre le dossier sans elle ; au dernier passage, 44 cas sur 44 conformes, 0 écart. Restent hors périmètre, et doivent être connus : l'interface utilisateur (vérifiée par votre qualification de performance), la tenue sous charge, et l'absence de test d'intrusion par un tiers indépendant. Votre propre qualification d'usage reste requise dans tous les cas.</w:t>
       </w:r>
     </w:p>
     <w:p>

--- a/docs/Matrice_21CFR11_Filum.docx
+++ b/docs/Matrice_21CFR11_Filum.docx
@@ -3486,7 +3486,7 @@
           <w:sz w:val="17"/>
           <w:szCs w:val="17"/>
         </w:rPr>
-        <w:t xml:space="preserve">Le dossier de validation logiciel existe et est remis avec le produit : 47 exigences de validation, 44 cas de test automatisés rejoués à chaque version (contrôles d'autorité, piste d'audit, signature et sa liaison à l'empreinte, gel de contenu, refus de dérive, détection d'altération, chaînage, horodatage RFC 3161, réinitialisation par jeton, vecteurs CLSI, robustesse des entrées), matrice de traçabilité et protocole d'installation à exécuter chez vous. Le rapport de qualification opérationnelle n'est pas rédigé mais PRODUIT à partir d'une exécution réelle — le générateur refuse d'émettre le dossier sans elle ; au dernier passage, 44 cas sur 44 conformes, 0 écart. Restent hors périmètre, et doivent être connus : l'interface utilisateur (vérifiée par votre qualification de performance), la tenue sous charge, et l'absence de test d'intrusion par un tiers indépendant. Votre propre qualification d'usage reste requise dans tous les cas.</w:t>
+        <w:t xml:space="preserve">Le dossier de validation logiciel existe et est remis avec le produit : 48 exigences de validation, 45 cas de test automatisés rejoués à chaque version (contrôles d'autorité, piste d'audit, signature et sa liaison à l'empreinte, gel de contenu, refus de dérive, détection d'altération, chaînage, horodatage RFC 3161, réinitialisation par jeton, vecteurs CLSI, robustesse des entrées), matrice de traçabilité et protocole d'installation à exécuter chez vous. Le rapport de qualification opérationnelle n'est pas rédigé mais PRODUIT à partir d'une exécution réelle — le générateur refuse d'émettre le dossier sans elle ; au dernier passage, 45 cas sur 45 conformes, 0 écart. Restent hors périmètre, et doivent être connus : l'interface utilisateur (vérifiée par votre qualification de performance), la tenue sous charge, et l'absence de test d'intrusion par un tiers indépendant. Votre propre qualification d'usage reste requise dans tous les cas.</w:t>
       </w:r>
     </w:p>
     <w:p>

--- a/docs/Matrice_21CFR11_Filum.docx
+++ b/docs/Matrice_21CFR11_Filum.docx
@@ -3486,7 +3486,7 @@
           <w:sz w:val="17"/>
           <w:szCs w:val="17"/>
         </w:rPr>
-        <w:t xml:space="preserve">Le dossier de validation logiciel existe et est remis avec le produit : 48 exigences de validation, 45 cas de test automatisés rejoués à chaque version (contrôles d'autorité, piste d'audit, signature et sa liaison à l'empreinte, gel de contenu, refus de dérive, détection d'altération, chaînage, horodatage RFC 3161, réinitialisation par jeton, vecteurs CLSI, robustesse des entrées), matrice de traçabilité et protocole d'installation à exécuter chez vous. Le rapport de qualification opérationnelle n'est pas rédigé mais PRODUIT à partir d'une exécution réelle — le générateur refuse d'émettre le dossier sans elle ; au dernier passage, 45 cas sur 45 conformes, 0 écart. Restent hors périmètre, et doivent être connus : l'interface utilisateur (vérifiée par votre qualification de performance), la tenue sous charge, et l'absence de test d'intrusion par un tiers indépendant. Votre propre qualification d'usage reste requise dans tous les cas.</w:t>
+        <w:t xml:space="preserve">Le dossier de validation logiciel existe et est remis avec le produit : 49 exigences de validation, 46 cas de test automatisés rejoués à chaque version (contrôles d'autorité, piste d'audit, signature et sa liaison à l'empreinte, gel de contenu, refus de dérive, détection d'altération, chaînage, horodatage RFC 3161, réinitialisation par jeton, vecteurs CLSI, robustesse des entrées), matrice de traçabilité et protocole d'installation à exécuter chez vous. Le rapport de qualification opérationnelle n'est pas rédigé mais PRODUIT à partir d'une exécution réelle — le générateur refuse d'émettre le dossier sans elle ; au dernier passage, 46 cas sur 46 conformes, 0 écart. Restent hors périmètre, et doivent être connus : l'interface utilisateur (vérifiée par votre qualification de performance), la tenue sous charge, et l'absence de test d'intrusion par un tiers indépendant. Votre propre qualification d'usage reste requise dans tous les cas.</w:t>
       </w:r>
     </w:p>
     <w:p>
